--- a/03-giornalismo/bottadiculo/recensioni-bookmaker/goldbet/recensione-goldbet-2026.docx
+++ b/03-giornalismo/bottadiculo/recensioni-bookmaker/goldbet/recensione-goldbet-2026.docx
@@ -144,7 +144,7 @@
                 <w:color w:val="666666"/>
                 <w:sz w:val="18"/>
               </w:rPr>
-              <w:t>circa 25.000 recensioni</w:t>
+              <w:t>circa 25.000 valutazioni</w:t>
             </w:r>
           </w:p>
         </w:tc>
@@ -252,7 +252,7 @@
                 <w:color w:val="333333"/>
                 <w:sz w:val="20"/>
               </w:rPr>
-              <w:t>ADM, concessione n. 16009 (subentrata alla precedente GAD 15226 con il nuovo bando ADM)</w:t>
+              <w:t>ADM, concessione n. 16009 (subentrata a una concessione precedente con il nuovo bando ADM)</w:t>
             </w:r>
           </w:p>
         </w:tc>
@@ -492,7 +492,7 @@
                 <w:color w:val="333333"/>
                 <w:sz w:val="20"/>
               </w:rPr>
-              <w:t>iOS su App Store, Android via APK diretto dal sito (non presente su Google Play per policy sul gioco d'azzardo)</w:t>
+              <w:t>iOS su App Store, Android via APK diretto dal sito (non presente su Google Play)</w:t>
             </w:r>
           </w:p>
         </w:tc>
@@ -805,7 +805,7 @@
                 <w:color w:val="555555"/>
                 <w:sz w:val="19"/>
               </w:rPr>
-              <w:t>L'app non è disponibile su Google Play: su Android richiede il download di un APK direttamente dal sito</w:t>
+              <w:t>L'app non è disponibile su Google Play (motivo non dichiarato dall'operatore): su Android richiede il download di un APK direttamente dal sito</w:t>
             </w:r>
           </w:p>
           <w:p>
@@ -859,7 +859,7 @@
           <w:color w:val="333333"/>
           <w:sz w:val="20"/>
         </w:rPr>
-        <w:t>Goldbet nasce in Austria nel 2000 come operatore specializzato in scommesse sportive, e nel 2015 sbarca in Italia ottenendo la concessione ADM per il gioco a distanza. Nove anni dopo, a metà giugno 2022, il marchio cambia pelle: la fusione per incorporazione di Lottomatica Scommesse in Goldbet dà vita a GBO Italy S.p.A., con sede a Roma, saldamente dentro il Gruppo Lottomatica.</w:t>
+        <w:t>Goldbet nasce in Austria nel 2000 come operatore specializzato in scommesse sportive, e nel 2015 sbarca in Italia ottenendo la concessione ADM per il gioco a distanza. Sette anni dopo, a metà giugno 2022, il marchio cambia pelle: la fusione per incorporazione di Lottomatica Scommesse in Goldbet dà vita a GBO Italy S.p.A., con sede a Roma, saldamente dentro il Gruppo Lottomatica.</w:t>
       </w:r>
     </w:p>
     <w:p>
@@ -873,7 +873,7 @@
           <w:color w:val="333333"/>
           <w:sz w:val="20"/>
         </w:rPr>
-        <w:t>Da quel momento Goldbet condivide la proprietà con Betflag, Planetwin365 e Lottomatica, tre marchi che il giocatore incontra come alternative distinte ma che rispondono allo stesso gruppo, oggi quotato su Euronext Milan e nel FTSE MIB. Rispetto ai fratelli di portafoglio, Goldbet si è costruita negli anni la reputazione di prodotto solido e giocabile, con un'app tra le più apprezzate della categoria. Questa recensione analizza bonus, palinsesto, casinò e sicurezza di un operatore che il mercato conosce bene, insieme al punto su cui il gruppo ha ancora del lavoro da fare.</w:t>
+        <w:t>Betflag entra nello stesso portafoglio nel novembre 2022, Planetwin365 con il completamento dell'acquisizione di SKS365 nell'aprile 2024: tre marchi arrivati in momenti diversi, che il giocatore incontra come alternative distinte ma che oggi rispondono alla stessa proprietà, quotata su Euronext Milan e nel FTSE MIB. Rispetto ai fratelli di portafoglio, Goldbet si è costruita negli anni la reputazione di prodotto solido e giocabile, con un'app tra le più apprezzate della categoria e, diversamente da quanto talvolta si legge, una rete di agenzie fisiche che affianca l'online. Questa recensione analizza bonus, palinsesto, casinò e sicurezza di un operatore che il mercato conosce bene, insieme al punto su cui il gruppo ha ancora del lavoro da fare.</w:t>
       </w:r>
     </w:p>
     <w:p>
@@ -1369,7 +1369,7 @@
                 <w:color w:val="333333"/>
                 <w:sz w:val="20"/>
               </w:rPr>
-              <w:t>4,8/5 su circa 25.000 recensioni, tra le migliori della categoria</w:t>
+              <w:t>4,8/5 su circa 25.000 valutazioni, tra le migliori della categoria</w:t>
             </w:r>
           </w:p>
         </w:tc>
@@ -1897,7 +1897,7 @@
           <w:color w:val="333333"/>
           <w:sz w:val="20"/>
         </w:rPr>
-        <w:t>Tra gli scommettitori, Goldbet gode di una buona reputazione: viene considerato un prodotto solido su piazzabilità, giocabilità e affidabilità generale, un giudizio che si appoggia anche al fatto di essere legato a uno dei gruppi più importanti del mercato italiano. Il legame con Lottomatica Group, quotato su Euronext Milan e nel FTSE MIB, offre una garanzia patrimoniale che pochi concessionari indipendenti possono vantare.</w:t>
+        <w:t>Tra gli scommettitori, Goldbet gode di una buona reputazione: nel giudizio di chi segue il settore da anni è un prodotto solido su piazzabilità, giocabilità e affidabilità generale, anche in virtù del legame con uno dei gruppi più importanti del mercato italiano. Il legame con Lottomatica Group, quotato su Euronext Milan e nel FTSE MIB, colloca Goldbet in una struttura societaria più solida di quella di molti concessionari indipendenti.</w:t>
       </w:r>
     </w:p>
     <w:p>
@@ -1911,7 +1911,7 @@
           <w:color w:val="333333"/>
           <w:sz w:val="20"/>
         </w:rPr>
-        <w:t>Sul trattamento dei giocatori vincenti e dei bonus abuser, Goldbet si colloca sulla stessa linea degli altri brand del gruppo già passati sotto questa lente (Betflag, Planetwin365, Lottomatica): nessuna limitazione facile, un comportamento coerente con lo standard che il gruppo si è dato.</w:t>
+        <w:t>Sul trattamento dei giocatori vincenti e dei bonus abuser, secondo la stessa fonte Goldbet si colloca sulla linea degli altri brand del gruppo già passati sotto questa lente (Betflag, Planetwin365, Lottomatica), senza differenze sostanziali segnalate.</w:t>
       </w:r>
     </w:p>
     <w:p>
@@ -1925,7 +1925,7 @@
           <w:color w:val="333333"/>
           <w:sz w:val="20"/>
         </w:rPr>
-        <w:t>L'app, disponibile su App Store, raccoglie una valutazione media di 4,8/5 su circa 25.000 recensioni: un risultato tra i migliori dell'intera serie, che conferma la reputazione del prodotto tra gli utenti più attivi.</w:t>
+        <w:t>L'app, disponibile su App Store, raccoglie una valutazione media di 4,8/5 su circa 25.000 valutazioni: un risultato tra i migliori dell'intera serie, che conferma la reputazione del prodotto tra gli utenti più attivi.</w:t>
       </w:r>
     </w:p>
     <w:p>
@@ -1939,7 +1939,7 @@
           <w:color w:val="333333"/>
           <w:sz w:val="20"/>
         </w:rPr>
-        <w:t>Il casinò online supera i 3.000 giochi distribuiti su oltre 18 provider, tra cui Playtech, NetEnt, Spribe e Nolimit City. La sezione live, con oltre 100 tavoli attivi 24 ore su 24, si appoggia a Evolution Gaming, Playtech Live e MediaLive Casino, e include tavoli brandizzati in esclusiva per Goldbet: Goldbet 21, Goldbet 21 VIP e Goldbet Sport Roulette.</w:t>
+        <w:t>Il casinò online supera i 3.000 giochi distribuiti su oltre 18 provider, tra cui Playtech, NetEnt, Spribe e Nolimit City. La sezione live si appoggia a Evolution Gaming, Playtech Live e MediaLive Casino su oltre 100 tavoli, e include tavoli brandizzati in esclusiva per Goldbet: Goldbet 21, Goldbet 21 VIP e Goldbet Sport Roulette.</w:t>
       </w:r>
     </w:p>
     <w:p>
@@ -1981,7 +1981,7 @@
           <w:color w:val="333333"/>
           <w:sz w:val="20"/>
         </w:rPr>
-        <w:t>Il dato più critico riguarda ancora una volta l'assistenza, ma qui il quadro pesa più che altrove nella serie: su Trustpilot, Goldbet raccoglie un punteggio di 2,1/5 su 1.129 recensioni, con l'82% dei giudizi a una stella. A differenza di quanto osservato su altri brand dello stesso gruppo, questo non è un dato che chi lavora nel settore derubrica a percezione distorta: riflette una superficialità reale nella gestione del cliente, che rende difficile interfacciarsi con l'operatore, anche per chi opera all'interno del suo stesso ecosistema. Una struttura troppo rigida per essere davvero flessibile sul problem solving, quando servirebbe il contrario.</w:t>
+        <w:t>Il dato più critico riguarda ancora una volta l'assistenza, ma qui il quadro pesa più che altrove nella serie: su Trustpilot, Goldbet raccoglie un punteggio di 2,1/5 su 1.129 recensioni, con l'82% dei giudizi a una stella. Secondo il giudizio editoriale di chi segue il settore da anni, qui il dato non è solo la distorsione tipica delle piattaforme di recensioni negative: riflette una superficialità reale nella gestione del cliente, con una struttura difficile da interfacciare anche per chi lavora all'interno dello stesso ecosistema Goldbet.</w:t>
       </w:r>
     </w:p>
     <w:p>
@@ -1995,7 +1995,7 @@
           <w:color w:val="333333"/>
           <w:sz w:val="20"/>
         </w:rPr>
-        <w:t>Negli ultimi mesi, inoltre, l'operatore ha intensificato le procedure di verifica e blocco sui conti con attività ritenute sospette: una linea più rigorosa che si inserisce in una tendenza più ampia del comparto regolamentato, ma che pesa sulla percezione complessiva del servizio.</w:t>
+        <w:t>Sempre secondo questo giudizio, negli ultimi mesi l'operatore avrebbe intensificato le procedure di verifica e blocco sui conti con attività ritenute sospette: una linea più rigorosa, percepita come un ulteriore ostacolo anche se coerente con una tendenza più ampia del comparto regolamentato.</w:t>
       </w:r>
     </w:p>
     <w:p>
@@ -2009,7 +2009,7 @@
           <w:color w:val="333333"/>
           <w:sz w:val="20"/>
         </w:rPr>
-        <w:t>La registrazione tramite SPID non è più disponibile dal 13 novembre 2025, in coincidenza con il nuovo regime di rilascio delle concessioni online varato da ADM, e la CIE non è un'alternativa attiva: chi cerca l'accesso più rapido tramite identità digitale deve procedere con l'inserimento manuale dei dati. L'app, infine, non è disponibile su Google Play: su Android l'unica via è il download diretto di un APK dal sito.</w:t>
+        <w:t>La registrazione tramite SPID non è più disponibile dal 13 novembre 2025, in coincidenza con il nuovo regime di rilascio delle concessioni online varato da ADM, e la CIE non è un'alternativa attiva per la registrazione (resta valida come documento d'identità caricato a corredo). L'app, infine, non è disponibile su Google Play: su Android l'unica via è il download diretto di un APK dal sito.</w:t>
       </w:r>
     </w:p>
     <w:p>
@@ -3257,7 +3257,7 @@
                 <w:color w:val="333333"/>
                 <w:sz w:val="20"/>
               </w:rPr>
-              <w:t>Sì</w:t>
+              <w:t>Sì, a determinate condizioni</w:t>
             </w:r>
           </w:p>
         </w:tc>
@@ -3613,7 +3613,7 @@
                 <w:color w:val="333333"/>
                 <w:sz w:val="20"/>
               </w:rPr>
-              <w:t>Sì (non attiva il bonus)</w:t>
+              <w:t>Solo deposito (non attiva il bonus)</w:t>
             </w:r>
           </w:p>
         </w:tc>
@@ -3719,7 +3719,7 @@
           <w:color w:val="333333"/>
           <w:sz w:val="20"/>
         </w:rPr>
-        <w:t>I prelievi vengono generalmente elaborati in 24-48 ore, con tempistiche che possono variare in base al metodo scelto e ai controlli antifrode.</w:t>
+        <w:t>Per le carte, i prelievi vengono generalmente elaborati in 24-48 ore lavorative dalla conferma dell'operazione; per gli altri metodi le tempistiche possono variare in base ai controlli antifrode.</w:t>
       </w:r>
     </w:p>
     <w:p>
@@ -3778,7 +3778,7 @@
           <w:color w:val="333333"/>
           <w:sz w:val="20"/>
         </w:rPr>
-        <w:t>Garanzia patrimoniale</w:t>
+        <w:t>Struttura societaria</w:t>
       </w:r>
       <w:r>
         <w:rPr>
@@ -3787,7 +3787,7 @@
           <w:color w:val="333333"/>
           <w:sz w:val="20"/>
         </w:rPr>
-        <w:t>: GBO Italy S.p.A. è parte del Gruppo Lottomatica, quotato su Euronext Milan dal maggio 2023 ed entrato nel FTSE MIB da settembre 2025, uno dei 40 titoli più liquidi e capitalizzati della Borsa italiana.</w:t>
+        <w:t>: GBO Italy S.p.A. è parte del Gruppo Lottomatica, quotato su Euronext Milan dal maggio 2023 ed entrato nel FTSE MIB da settembre 2025, uno dei 40 titoli più liquidi e capitalizzati della Borsa italiana. La quotazione non costituisce di per sé una garanzia specifica per il cliente, ma colloca il gruppo controllante in una fascia di trasparenza societaria superiore a quella di un concessionario indipendente non quotato.</w:t>
       </w:r>
     </w:p>
     <w:p>
@@ -3860,7 +3860,7 @@
           <w:color w:val="333333"/>
           <w:sz w:val="20"/>
         </w:rPr>
-        <w:t>Su Trustpilot l'operatore raccoglie un punteggio di 2,1/5 su 1.129 recensioni, con l'82% dei giudizi a una stella. A differenza di quanto emerso su altri brand della stessa serie, qui il dato non va derubricato a percezione distorta: chi lavora nel settore conferma che interfacciarsi con Goldbet, anche dall'interno del suo stesso ecosistema, è più complicato del dovuto, con una struttura poco flessibile nella risoluzione dei problemi. Per colmare davvero il divario servirebbe un investimento serio in fidelizzazione, con il giocatore al centro del servizio, non solo del prodotto.</w:t>
+        <w:t>Su Trustpilot l'operatore raccoglie un punteggio di 2,1/5 su 1.129 recensioni, con l'82% dei giudizi a una stella: il dato più critico dell'intera recensione, discusso nel dettaglio in Pro &amp; Contro.</w:t>
       </w:r>
     </w:p>
     <w:p>
@@ -3964,7 +3964,7 @@
           <w:color w:val="333333"/>
           <w:sz w:val="20"/>
         </w:rPr>
-        <w:t>Sull'App Store, l'app Goldbet raggiunge una valutazione media di 4,8/5 su circa 25.000 recensioni: uno dei risultati migliori tra tutti gli operatori passati sotto questa lente.</w:t>
+        <w:t>Sull'App Store, l'app Goldbet raggiunge una valutazione media di 4,8/5 su circa 25.000 valutazioni: uno dei risultati migliori tra tutti gli operatori passati sotto questa lente.</w:t>
       </w:r>
     </w:p>
     <w:p>
@@ -4228,7 +4228,7 @@
                 <w:color w:val="333333"/>
                 <w:sz w:val="20"/>
               </w:rPr>
-              <w:t>500€ Gold (x6) + 500€ Game Bonus + 15€ free + 9€ extra = ~1.500€</w:t>
+              <w:t>500€ Gold (x6) + 500€ Game Bonus + 15€ free + 9€ extra = 1.024€</w:t>
             </w:r>
           </w:p>
         </w:tc>
@@ -4553,7 +4553,7 @@
                 <w:color w:val="333333"/>
                 <w:sz w:val="20"/>
               </w:rPr>
-              <w:t>App tra le più valutate della categoria (4,8/5)</w:t>
+              <w:t>App tra le più valutate della categoria (4,8/5); rete di agenzie fisiche affiancata all'online</w:t>
             </w:r>
           </w:p>
         </w:tc>
@@ -4611,7 +4611,7 @@
                 <w:color w:val="333333"/>
                 <w:sz w:val="20"/>
               </w:rPr>
-              <w:t>Rete fisica: 4.000+ agenzie, 1.100 sale gioco</w:t>
+              <w:t>Rete fisica capillare: oltre 4.000 agenzie, 1.100 sale gioco</w:t>
             </w:r>
           </w:p>
         </w:tc>
@@ -4909,7 +4909,7 @@
           <w:color w:val="333333"/>
           <w:sz w:val="20"/>
         </w:rPr>
-        <w:t>Goldbet nasce in Austria nel 2000 come specialista di scommesse sportive, sbarca in Italia nel 2015 con la propria concessione ADM, e a metà giugno 2022 la fusione con Lottomatica Scommesse la porta dentro GBO Italy S.p.A., saldamente nel Gruppo Lottomatica, quotato su Euronext Milan e nel FTSE MIB. Oggi condivide il portafoglio con Betflag, Planetwin365 e Lottomatica, gli altri tre brand già passati sotto questa lente.</w:t>
+        <w:t>Goldbet arriva al 2026 con un percorso diverso dagli altri marchi già passati sotto questa lente: nasce online in Austria nel 2000, opera come concessionario indipendente in Italia dal 2015, e solo nel giugno 2022, con la fusione in GBO Italy S.p.A., entra nel Gruppo Lottomatica. Betflag la raggiunge a novembre dello stesso anno, Planetwin365 nel 2024.</w:t>
       </w:r>
     </w:p>
     <w:p>
@@ -4923,7 +4923,7 @@
           <w:color w:val="333333"/>
           <w:sz w:val="20"/>
         </w:rPr>
-        <w:t>Tra gli scommettitori, Goldbet mantiene una buona reputazione: prodotto solido su piazzabilità e giocabilità, trattamento dei vincenti e dei bonus abuser in linea con gli altri fratelli di gruppo, e un'app che con 4,8/5 su circa 25.000 recensioni è tra le meglio valutate dell'intera serie. Il bonus di 2.050€ nominali segue la stessa struttura già vista su Lottomatica, e il casinò online, con oltre 3.000 giochi e i tavoli esclusivi firmati Evolution, tiene il passo dei concorrenti diretti.</w:t>
+        <w:t>Sul prodotto, la sintesi di questa recensione è positiva: reputazione solida, app tra le meglio valutate della serie (4,8/5 su circa 25.000 valutazioni), trattamento dei vincenti in linea con gli altri brand del gruppo secondo il giudizio raccolto. Il vero scarto rispetto ai fratelli di portafoglio è sull'assistenza (dettagli in Pro &amp; Contro): qui il divario tra qualità del prodotto e qualità del servizio al cliente è il più ampio registrato finora nella serie, e richiederebbe un investimento reale in fidelizzazione più che un intervento cosmetico.</w:t>
       </w:r>
     </w:p>
     <w:p>
@@ -4937,7 +4937,7 @@
           <w:color w:val="333333"/>
           <w:sz w:val="20"/>
         </w:rPr>
-        <w:t>Il punto debole, però, qui pesa più che altrove nella serie. Il punteggio Trustpilot di 2,1/5, con l'82% delle recensioni a una stella, non è liquidabile come un quadro distorto: secondo chi opera nel settore, riflette una superficialità reale nella gestione del cliente, con una struttura che resta difficile da interfacciare anche per chi lavora all'interno dello stesso ecosistema Goldbet. A questo si aggiunge un irrigidimento recente nelle procedure di verifica sui conti, coerente con una tendenza di comparto ma percepito come un ulteriore ostacolo. Per colmare davvero il divario, servirebbe un investimento serio sulla fidelizzazione, che metta il giocatore al centro tanto quanto lo è oggi il prodotto.</w:t>
+        <w:t>Chi cerca un'app solida, un gruppo affidabile alle spalle e un trattamento corretto sulle vincite trova in Goldbet una scelta valida. Chi mette l'assistenza e la rapidità di risoluzione dei problemi tra i criteri decisivi farebbe bene a mettere in conto che qui il margine di miglioramento resta il più ampio del gruppo.</w:t>
       </w:r>
     </w:p>
     <w:p>
@@ -4951,7 +4951,7 @@
           <w:color w:val="333333"/>
           <w:sz w:val="20"/>
         </w:rPr>
-        <w:t>Chi cerca un'app solida, un gruppo affidabile alle spalle e un trattamento corretto sulle vincite trova in Goldbet una scelta valida. Chi mette l'assistenza e la rapidità nella risoluzione dei problemi tra i criteri decisivi farebbe bene a considerare che qui il margine di miglioramento resta più ampio che sugli altri brand dello stesso gruppo.</w:t>
+        <w:t>Il voto finale è una sintesi editoriale e non una conversione meccanica della media delle valutazioni per categoria (7,4/10): pesa quanto l'assistenza incide sull'esperienza di chi scommette con regolarità, un fattore rilevante ma non tale da annullare la solidità del resto dell'offerta.</w:t>
       </w:r>
     </w:p>
     <w:tbl>
@@ -5100,7 +5100,7 @@
           <w:color w:val="333333"/>
           <w:sz w:val="20"/>
         </w:rPr>
-        <w:t>Stessa proprietà, ma un'app tra le più apprezzate della categoria e un pubblico più giovane. A differenza di Lottomatica, non ha una rete fisica di punti vendita.</w:t>
+        <w:t>Stessa proprietà, ma un'app tra le più apprezzate della categoria. Ha anche una propria rete di agenzie fisiche, più contenuta di quella di Lottomatica ma comunque presente.</w:t>
       </w:r>
     </w:p>
     <w:p>
@@ -5173,7 +5173,7 @@
           <w:color w:val="333333"/>
           <w:sz w:val="20"/>
         </w:rPr>
-        <w:t>: stesso gruppo proprietario, unico brand con rete fisica capillare (oltre 4.000 agenzie, 1.100 sale gioco), bonus fino a 2.050€.</w:t>
+        <w:t>: stesso gruppo proprietario, la rete fisica più estesa del portafoglio (oltre 4.000 agenzie, 1.100 sale gioco), bonus fino a 2.050€.</w:t>
       </w:r>
     </w:p>
     <w:p>

--- a/03-giornalismo/bottadiculo/recensioni-bookmaker/goldbet/recensione-goldbet-2026.docx
+++ b/03-giornalismo/bottadiculo/recensioni-bookmaker/goldbet/recensione-goldbet-2026.docx
@@ -45,6 +45,9 @@
         <w:gridCol w:w="3009"/>
       </w:tblGrid>
       <w:tr>
+        <w:trPr>
+          <w:cantSplit/>
+        </w:trPr>
         <w:tc>
           <w:tcPr>
             <w:tcW w:type="dxa" w:w="3005"/>
@@ -198,6 +201,9 @@
         <w:gridCol w:w="4513"/>
       </w:tblGrid>
       <w:tr>
+        <w:trPr>
+          <w:cantSplit/>
+        </w:trPr>
         <w:tc>
           <w:tcPr>
             <w:tcW w:type="dxa" w:w="2551"/>
@@ -258,6 +264,9 @@
         </w:tc>
       </w:tr>
       <w:tr>
+        <w:trPr>
+          <w:cantSplit/>
+        </w:trPr>
         <w:tc>
           <w:tcPr>
             <w:tcW w:type="dxa" w:w="2551"/>
@@ -318,6 +327,9 @@
         </w:tc>
       </w:tr>
       <w:tr>
+        <w:trPr>
+          <w:cantSplit/>
+        </w:trPr>
         <w:tc>
           <w:tcPr>
             <w:tcW w:type="dxa" w:w="2551"/>
@@ -378,6 +390,9 @@
         </w:tc>
       </w:tr>
       <w:tr>
+        <w:trPr>
+          <w:cantSplit/>
+        </w:trPr>
         <w:tc>
           <w:tcPr>
             <w:tcW w:type="dxa" w:w="2551"/>
@@ -438,6 +453,9 @@
         </w:tc>
       </w:tr>
       <w:tr>
+        <w:trPr>
+          <w:cantSplit/>
+        </w:trPr>
         <w:tc>
           <w:tcPr>
             <w:tcW w:type="dxa" w:w="2551"/>
@@ -498,6 +516,9 @@
         </w:tc>
       </w:tr>
       <w:tr>
+        <w:trPr>
+          <w:cantSplit/>
+        </w:trPr>
         <w:tc>
           <w:tcPr>
             <w:tcW w:type="dxa" w:w="2551"/>
@@ -558,6 +579,9 @@
         </w:tc>
       </w:tr>
       <w:tr>
+        <w:trPr>
+          <w:cantSplit/>
+        </w:trPr>
         <w:tc>
           <w:tcPr>
             <w:tcW w:type="dxa" w:w="2551"/>
@@ -618,6 +642,9 @@
         </w:tc>
       </w:tr>
       <w:tr>
+        <w:trPr>
+          <w:cantSplit/>
+        </w:trPr>
         <w:tc>
           <w:tcPr>
             <w:tcW w:type="dxa" w:w="2551"/>
@@ -678,6 +705,9 @@
         </w:tc>
       </w:tr>
       <w:tr>
+        <w:trPr>
+          <w:cantSplit/>
+        </w:trPr>
         <w:tc>
           <w:tcPr>
             <w:tcW w:type="dxa" w:w="2551"/>
@@ -747,6 +777,9 @@
         <w:gridCol w:w="9026"/>
       </w:tblGrid>
       <w:tr>
+        <w:trPr>
+          <w:cantSplit/>
+        </w:trPr>
         <w:tc>
           <w:tcPr>
             <w:tcW w:type="dxa" w:w="8787"/>
@@ -873,7 +906,7 @@
           <w:color w:val="333333"/>
           <w:sz w:val="20"/>
         </w:rPr>
-        <w:t>Betflag entra nello stesso portafoglio nel novembre 2022, Planetwin365 con il completamento dell'acquisizione di SKS365 nell'aprile 2024: tre marchi arrivati in momenti diversi, che il giocatore incontra come alternative distinte ma che oggi rispondono alla stessa proprietà, quotata su Euronext Milan e nel FTSE MIB. Rispetto ai fratelli di portafoglio, Goldbet si è costruita negli anni la reputazione di prodotto solido e giocabile, con un'app tra le più apprezzate della categoria e, diversamente da quanto talvolta si legge, una rete di agenzie fisiche che affianca l'online. Questa recensione analizza bonus, palinsesto, casinò e sicurezza di un operatore che il mercato conosce bene, insieme al punto su cui il gruppo ha ancora del lavoro da fare.</w:t>
+        <w:t>Betflag entra nello stesso portafoglio nel novembre 2022, Planetwin365 con il completamento dell'acquisizione di SKS365 nell'aprile 2024: tre marchi arrivati in momenti diversi, che il giocatore incontra come alternative distinte ma che oggi rispondono alla stessa proprietà, quotata su Euronext Milan e nel FTSE MIB. Goldbet si è costruita negli anni la reputazione di prodotto solido e giocabile, con un'app tra le più apprezzate della categoria e, diversamente da quanto talvolta si legge, una rete di agenzie fisiche che affianca l'online. Questa recensione analizza bonus, palinsesto, casinò e sicurezza di un operatore che il mercato conosce bene, insieme al punto su cui il gruppo ha ancora del lavoro da fare.</w:t>
       </w:r>
     </w:p>
     <w:p>
@@ -909,6 +942,9 @@
         <w:gridCol w:w="3009"/>
       </w:tblGrid>
       <w:tr>
+        <w:trPr>
+          <w:cantSplit/>
+        </w:trPr>
         <w:tc>
           <w:tcPr>
             <w:tcW w:type="dxa" w:w="2929"/>
@@ -1007,6 +1043,9 @@
         </w:tc>
       </w:tr>
       <w:tr>
+        <w:trPr>
+          <w:cantSplit/>
+        </w:trPr>
         <w:tc>
           <w:tcPr>
             <w:tcW w:type="dxa" w:w="2929"/>
@@ -1099,6 +1138,9 @@
         </w:tc>
       </w:tr>
       <w:tr>
+        <w:trPr>
+          <w:cantSplit/>
+        </w:trPr>
         <w:tc>
           <w:tcPr>
             <w:tcW w:type="dxa" w:w="2929"/>
@@ -1191,6 +1233,9 @@
         </w:tc>
       </w:tr>
       <w:tr>
+        <w:trPr>
+          <w:cantSplit/>
+        </w:trPr>
         <w:tc>
           <w:tcPr>
             <w:tcW w:type="dxa" w:w="2929"/>
@@ -1283,6 +1328,9 @@
         </w:tc>
       </w:tr>
       <w:tr>
+        <w:trPr>
+          <w:cantSplit/>
+        </w:trPr>
         <w:tc>
           <w:tcPr>
             <w:tcW w:type="dxa" w:w="2929"/>
@@ -1375,6 +1423,9 @@
         </w:tc>
       </w:tr>
       <w:tr>
+        <w:trPr>
+          <w:cantSplit/>
+        </w:trPr>
         <w:tc>
           <w:tcPr>
             <w:tcW w:type="dxa" w:w="2929"/>
@@ -1467,6 +1518,9 @@
         </w:tc>
       </w:tr>
       <w:tr>
+        <w:trPr>
+          <w:cantSplit/>
+        </w:trPr>
         <w:tc>
           <w:tcPr>
             <w:tcW w:type="dxa" w:w="2929"/>
@@ -1559,6 +1613,9 @@
         </w:tc>
       </w:tr>
       <w:tr>
+        <w:trPr>
+          <w:cantSplit/>
+        </w:trPr>
         <w:tc>
           <w:tcPr>
             <w:tcW w:type="dxa" w:w="2929"/>
@@ -1651,6 +1708,9 @@
         </w:tc>
       </w:tr>
       <w:tr>
+        <w:trPr>
+          <w:cantSplit/>
+        </w:trPr>
         <w:tc>
           <w:tcPr>
             <w:tcW w:type="dxa" w:w="2929"/>
@@ -1743,6 +1803,9 @@
         </w:tc>
       </w:tr>
       <w:tr>
+        <w:trPr>
+          <w:cantSplit/>
+        </w:trPr>
         <w:tc>
           <w:tcPr>
             <w:tcW w:type="dxa" w:w="2929"/>
@@ -1911,7 +1974,7 @@
           <w:color w:val="333333"/>
           <w:sz w:val="20"/>
         </w:rPr>
-        <w:t>Sul trattamento dei giocatori vincenti e dei bonus abuser, secondo la stessa fonte Goldbet si colloca sulla linea degli altri brand del gruppo già passati sotto questa lente (Betflag, Planetwin365, Lottomatica), senza differenze sostanziali segnalate.</w:t>
+        <w:t>Sul trattamento dei giocatori vincenti e dei bonus abuser, secondo la stessa fonte Goldbet si colloca sulla linea degli altri brand del gruppo già recensiti in questa serie (Betflag, Planetwin365, Lottomatica), senza differenze sostanziali segnalate.</w:t>
       </w:r>
     </w:p>
     <w:p>
@@ -1925,7 +1988,7 @@
           <w:color w:val="333333"/>
           <w:sz w:val="20"/>
         </w:rPr>
-        <w:t>L'app, disponibile su App Store, raccoglie una valutazione media di 4,8/5 su circa 25.000 valutazioni: un risultato tra i migliori dell'intera serie, che conferma la reputazione del prodotto tra gli utenti più attivi.</w:t>
+        <w:t>L'app, disponibile su App Store, raccoglie una valutazione media di 4,8/5 su circa 25.000 valutazioni (rilevazione dell'11/09/2026): un risultato tra i migliori dell'intera serie.</w:t>
       </w:r>
     </w:p>
     <w:p>
@@ -1981,7 +2044,7 @@
           <w:color w:val="333333"/>
           <w:sz w:val="20"/>
         </w:rPr>
-        <w:t>Il dato più critico riguarda ancora una volta l'assistenza, ma qui il quadro pesa più che altrove nella serie: su Trustpilot, Goldbet raccoglie un punteggio di 2,1/5 su 1.129 recensioni, con l'82% dei giudizi a una stella. Secondo il giudizio editoriale di chi segue il settore da anni, qui il dato non è solo la distorsione tipica delle piattaforme di recensioni negative: riflette una superficialità reale nella gestione del cliente, con una struttura difficile da interfacciare anche per chi lavora all'interno dello stesso ecosistema Goldbet.</w:t>
+        <w:t>Il dato più critico riguarda ancora una volta l'assistenza: su Trustpilot, Goldbet raccoglie un punteggio di 2,1/5 su 1.129 recensioni, con l'82% dei giudizi a una stella (rilevazione dell'11/09/2026). È un indicatore reputazionale, non una misura statisticamente rappresentativa della qualità del customer care: chi lascia una recensione negativa è strutturalmente sovrarappresentato rispetto alla base clienti complessiva. Detto questo, nel giudizio editoriale di chi segue il settore da anni (dettagliato in nota fact-check, in fondo), qui il segnale non si esaurisce nella distorsione tipica delle piattaforme di recensioni negative: riflette anche una gestione del cliente superficiale, con una struttura difficile da interfacciare anche per chi lavora all'interno dello stesso ecosistema Goldbet.</w:t>
       </w:r>
     </w:p>
     <w:p>
@@ -2045,7 +2108,7 @@
           <w:color w:val="333333"/>
           <w:sz w:val="20"/>
         </w:rPr>
-        <w:t>Il palinsesto di Goldbet copre oltre 40 discipline sportive: dal calcio, sempre il prodotto trainante, a basket, tennis, pallavolo, hockey su ghiaccio e rugby, fino a discipline meno centrali nel mercato ADM come scacchi, freccette e surf. Sui grandi match il ventaglio di mercati arriva fino a 600, mentre anche sugli eventi minori la soglia supera regolarmente i 200 mercati, per un totale di circa 200 eventi coperti ogni giorno.</w:t>
+        <w:t>Il palinsesto di Goldbet copre oltre 40 discipline sportive: dal calcio, il prodotto trainante, a basket, tennis, pallavolo, hockey su ghiaccio e rugby, fino a discipline meno centrali nel mercato ADM come scacchi, freccette e surf. Sui grandi match il ventaglio di mercati arriva fino a 600, mentre anche sugli eventi minori la soglia supera regolarmente i 200 mercati, per un totale di circa 200 eventi coperti ogni giorno.</w:t>
       </w:r>
     </w:p>
     <w:p>
@@ -2245,6 +2308,9 @@
         <w:gridCol w:w="4513"/>
       </w:tblGrid>
       <w:tr>
+        <w:trPr>
+          <w:cantSplit/>
+        </w:trPr>
         <w:tc>
           <w:tcPr>
             <w:tcW w:type="dxa" w:w="2551"/>
@@ -2305,6 +2371,9 @@
         </w:tc>
       </w:tr>
       <w:tr>
+        <w:trPr>
+          <w:cantSplit/>
+        </w:trPr>
         <w:tc>
           <w:tcPr>
             <w:tcW w:type="dxa" w:w="2551"/>
@@ -2365,6 +2434,9 @@
         </w:tc>
       </w:tr>
       <w:tr>
+        <w:trPr>
+          <w:cantSplit/>
+        </w:trPr>
         <w:tc>
           <w:tcPr>
             <w:tcW w:type="dxa" w:w="2551"/>
@@ -2449,6 +2521,9 @@
         <w:gridCol w:w="4513"/>
       </w:tblGrid>
       <w:tr>
+        <w:trPr>
+          <w:cantSplit/>
+        </w:trPr>
         <w:tc>
           <w:tcPr>
             <w:tcW w:type="dxa" w:w="2551"/>
@@ -2509,6 +2584,9 @@
         </w:tc>
       </w:tr>
       <w:tr>
+        <w:trPr>
+          <w:cantSplit/>
+        </w:trPr>
         <w:tc>
           <w:tcPr>
             <w:tcW w:type="dxa" w:w="2551"/>
@@ -2569,6 +2647,9 @@
         </w:tc>
       </w:tr>
       <w:tr>
+        <w:trPr>
+          <w:cantSplit/>
+        </w:trPr>
         <w:tc>
           <w:tcPr>
             <w:tcW w:type="dxa" w:w="2551"/>
@@ -2638,6 +2719,9 @@
         <w:gridCol w:w="9026"/>
       </w:tblGrid>
       <w:tr>
+        <w:trPr>
+          <w:cantSplit/>
+        </w:trPr>
         <w:tc>
           <w:tcPr>
             <w:tcW w:type="dxa" w:w="8787"/>
@@ -2898,6 +2982,9 @@
         <w:gridCol w:w="3009"/>
       </w:tblGrid>
       <w:tr>
+        <w:trPr>
+          <w:cantSplit/>
+        </w:trPr>
         <w:tc>
           <w:tcPr>
             <w:tcW w:type="dxa" w:w="2929"/>
@@ -2996,6 +3083,9 @@
         </w:tc>
       </w:tr>
       <w:tr>
+        <w:trPr>
+          <w:cantSplit/>
+        </w:trPr>
         <w:tc>
           <w:tcPr>
             <w:tcW w:type="dxa" w:w="2929"/>
@@ -3085,6 +3175,9 @@
         </w:tc>
       </w:tr>
       <w:tr>
+        <w:trPr>
+          <w:cantSplit/>
+        </w:trPr>
         <w:tc>
           <w:tcPr>
             <w:tcW w:type="dxa" w:w="2929"/>
@@ -3174,6 +3267,9 @@
         </w:tc>
       </w:tr>
       <w:tr>
+        <w:trPr>
+          <w:cantSplit/>
+        </w:trPr>
         <w:tc>
           <w:tcPr>
             <w:tcW w:type="dxa" w:w="2929"/>
@@ -3263,6 +3359,9 @@
         </w:tc>
       </w:tr>
       <w:tr>
+        <w:trPr>
+          <w:cantSplit/>
+        </w:trPr>
         <w:tc>
           <w:tcPr>
             <w:tcW w:type="dxa" w:w="2929"/>
@@ -3352,6 +3451,9 @@
         </w:tc>
       </w:tr>
       <w:tr>
+        <w:trPr>
+          <w:cantSplit/>
+        </w:trPr>
         <w:tc>
           <w:tcPr>
             <w:tcW w:type="dxa" w:w="2929"/>
@@ -3441,6 +3543,9 @@
         </w:tc>
       </w:tr>
       <w:tr>
+        <w:trPr>
+          <w:cantSplit/>
+        </w:trPr>
         <w:tc>
           <w:tcPr>
             <w:tcW w:type="dxa" w:w="2929"/>
@@ -3530,6 +3635,9 @@
         </w:tc>
       </w:tr>
       <w:tr>
+        <w:trPr>
+          <w:cantSplit/>
+        </w:trPr>
         <w:tc>
           <w:tcPr>
             <w:tcW w:type="dxa" w:w="2929"/>
@@ -3619,6 +3727,9 @@
         </w:tc>
       </w:tr>
       <w:tr>
+        <w:trPr>
+          <w:cantSplit/>
+        </w:trPr>
         <w:tc>
           <w:tcPr>
             <w:tcW w:type="dxa" w:w="2929"/>
@@ -3860,7 +3971,7 @@
           <w:color w:val="333333"/>
           <w:sz w:val="20"/>
         </w:rPr>
-        <w:t>Su Trustpilot l'operatore raccoglie un punteggio di 2,1/5 su 1.129 recensioni, con l'82% dei giudizi a una stella: il dato più critico dell'intera recensione, discusso nel dettaglio in Pro &amp; Contro.</w:t>
+        <w:t>Su Trustpilot l'operatore raccoglie un punteggio di 2,1/5 su 1.129 recensioni, con l'82% dei giudizi a una stella (rilevazione dell'11/09/2026): un indicatore reputazionale più che una misura diretta della qualità del servizio, con la lettura completa in Pro &amp; Contro.</w:t>
       </w:r>
     </w:p>
     <w:p>
@@ -3964,7 +4075,7 @@
           <w:color w:val="333333"/>
           <w:sz w:val="20"/>
         </w:rPr>
-        <w:t>Sull'App Store, l'app Goldbet raggiunge una valutazione media di 4,8/5 su circa 25.000 valutazioni: uno dei risultati migliori tra tutti gli operatori passati sotto questa lente.</w:t>
+        <w:t>Sull'App Store, l'app Goldbet raggiunge una valutazione media di 4,8/5 su circa 25.000 valutazioni (rilevazione dell'11/09/2026): uno dei risultati migliori tra tutti gli operatori di questa serie.</w:t>
       </w:r>
     </w:p>
     <w:p>
@@ -4015,6 +4126,9 @@
         <w:gridCol w:w="2256"/>
       </w:tblGrid>
       <w:tr>
+        <w:trPr>
+          <w:cantSplit/>
+        </w:trPr>
         <w:tc>
           <w:tcPr>
             <w:tcW w:type="dxa" w:w="2197"/>
@@ -4145,6 +4259,9 @@
         </w:tc>
       </w:tr>
       <w:tr>
+        <w:trPr>
+          <w:cantSplit/>
+        </w:trPr>
         <w:tc>
           <w:tcPr>
             <w:tcW w:type="dxa" w:w="2197"/>
@@ -4263,6 +4380,9 @@
         </w:tc>
       </w:tr>
       <w:tr>
+        <w:trPr>
+          <w:cantSplit/>
+        </w:trPr>
         <w:tc>
           <w:tcPr>
             <w:tcW w:type="dxa" w:w="2197"/>
@@ -4346,7 +4466,7 @@
                 <w:color w:val="333333"/>
                 <w:sz w:val="20"/>
               </w:rPr>
-              <w:t>Non specificato in questa serie</w:t>
+              <w:t>Dato non verificato alla data di aggiornamento</w:t>
             </w:r>
           </w:p>
         </w:tc>
@@ -4381,6 +4501,9 @@
         </w:tc>
       </w:tr>
       <w:tr>
+        <w:trPr>
+          <w:cantSplit/>
+        </w:trPr>
         <w:tc>
           <w:tcPr>
             <w:tcW w:type="dxa" w:w="2197"/>
@@ -4499,6 +4622,9 @@
         </w:tc>
       </w:tr>
       <w:tr>
+        <w:trPr>
+          <w:cantSplit/>
+        </w:trPr>
         <w:tc>
           <w:tcPr>
             <w:tcW w:type="dxa" w:w="2197"/>
@@ -4617,6 +4743,9 @@
         </w:tc>
       </w:tr>
       <w:tr>
+        <w:trPr>
+          <w:cantSplit/>
+        </w:trPr>
         <w:tc>
           <w:tcPr>
             <w:tcW w:type="dxa" w:w="2197"/>
@@ -4735,6 +4864,9 @@
         </w:tc>
       </w:tr>
       <w:tr>
+        <w:trPr>
+          <w:cantSplit/>
+        </w:trPr>
         <w:tc>
           <w:tcPr>
             <w:tcW w:type="dxa" w:w="2197"/>
@@ -4818,7 +4950,7 @@
                 <w:color w:val="333333"/>
                 <w:sz w:val="20"/>
               </w:rPr>
-              <w:t>Non riportata in questa serie</w:t>
+              <w:t>Dato non verificato alla data di aggiornamento</w:t>
             </w:r>
           </w:p>
         </w:tc>
@@ -4873,7 +5005,7 @@
           <w:color w:val="333333"/>
           <w:sz w:val="18"/>
         </w:rPr>
-        <w:t>: le cifre di tutti gli operatori rappresentano valori nominali massimi, soggetti a rollover e condizioni di sblocco spesso complesse. Goldbet e Lottomatica condividono oggi la stessa proprietà: la tabella li mette a confronto come prodotti distinti, non come alternative indipendenti.</w:t>
+        <w:t>: le cifre di tutti gli operatori rappresentano valori nominali massimi, soggetti a rollover e condizioni di sblocco spesso complesse, e rilevate in momenti diversi (dati Goldbet aggiornati al 12-13/09/2026, dati SNAI e Lottomatica riutilizzati dalle rispettive recensioni della serie): un confronto indicativo, non un'istantanea unica. Goldbet e Lottomatica condividono oggi la stessa proprietà: la tabella li mette a confronto come prodotti distinti, non come alternative indipendenti.</w:t>
       </w:r>
     </w:p>
     <w:p>
@@ -4909,7 +5041,7 @@
           <w:color w:val="333333"/>
           <w:sz w:val="20"/>
         </w:rPr>
-        <w:t>Goldbet arriva al 2026 con un percorso diverso dagli altri marchi già passati sotto questa lente: nasce online in Austria nel 2000, opera come concessionario indipendente in Italia dal 2015, e solo nel giugno 2022, con la fusione in GBO Italy S.p.A., entra nel Gruppo Lottomatica. Betflag la raggiunge a novembre dello stesso anno, Planetwin365 nel 2024.</w:t>
+        <w:t>Goldbet arriva al 2026 con un percorso diverso dagli altri marchi già recensiti in questa serie: nasce online in Austria nel 2000, opera come concessionario indipendente in Italia dal 2015, e solo nel giugno 2022, con la fusione in GBO Italy S.p.A., entra nel Gruppo Lottomatica. Betflag la raggiunge a novembre dello stesso anno, Planetwin365 nel 2024.</w:t>
       </w:r>
     </w:p>
     <w:p>
@@ -4923,7 +5055,7 @@
           <w:color w:val="333333"/>
           <w:sz w:val="20"/>
         </w:rPr>
-        <w:t>Sul prodotto, la sintesi di questa recensione è positiva: reputazione solida, app tra le meglio valutate della serie (4,8/5 su circa 25.000 valutazioni), trattamento dei vincenti in linea con gli altri brand del gruppo secondo il giudizio raccolto. Il vero scarto rispetto ai fratelli di portafoglio è sull'assistenza (dettagli in Pro &amp; Contro): qui il divario tra qualità del prodotto e qualità del servizio al cliente è il più ampio registrato finora nella serie, e richiederebbe un investimento reale in fidelizzazione più che un intervento cosmetico.</w:t>
+        <w:t>Sul prodotto, la sintesi di questa recensione è positiva: reputazione solida, app tra le meglio valutate della serie (4,8/5 su circa 25.000 valutazioni), trattamento dei vincenti in linea con gli altri brand del gruppo secondo il giudizio raccolto. Il vero scarto rispetto agli altri marchi del gruppo è sull'assistenza (dettagli in Pro &amp; Contro): qui il divario tra qualità del prodotto e qualità del servizio al cliente è il più ampio registrato finora nella serie, e richiederebbe un investimento reale in fidelizzazione più che un intervento cosmetico.</w:t>
       </w:r>
     </w:p>
     <w:p>
@@ -4963,6 +5095,9 @@
         <w:gridCol w:w="9026"/>
       </w:tblGrid>
       <w:tr>
+        <w:trPr>
+          <w:cantSplit/>
+        </w:trPr>
         <w:tc>
           <w:tcPr>
             <w:tcW w:type="dxa" w:w="8787"/>
@@ -4997,6 +5132,42 @@
         </w:tc>
       </w:tr>
     </w:tbl>
+    <w:p>
+      <w:pPr>
+        <w:spacing w:before="200" w:after="200"/>
+        <w:pBdr>
+          <w:bottom w:val="single" w:sz="6" w:space="1" w:color="C8A951"/>
+        </w:pBdr>
+      </w:pPr>
+    </w:p>
+    <w:p>
+      <w:pPr>
+        <w:spacing w:before="360" w:after="200"/>
+      </w:pPr>
+      <w:r>
+        <w:rPr>
+          <w:b/>
+          <w:i w:val="0"/>
+          <w:color w:val="1A1A2E"/>
+          <w:sz w:val="28"/>
+        </w:rPr>
+        <w:t>NOTA METODOLOGICA</w:t>
+      </w:r>
+    </w:p>
+    <w:p>
+      <w:pPr>
+        <w:spacing w:after="120" w:line="276" w:lineRule="auto"/>
+      </w:pPr>
+      <w:r>
+        <w:rPr>
+          <w:b w:val="0"/>
+          <w:i w:val="0"/>
+          <w:color w:val="333333"/>
+          <w:sz w:val="20"/>
+        </w:rPr>
+        <w:t>Dati raccolti e verificati tra il 12 e il 13 settembre 2026 da fonti pubbliche: sito ufficiale dell'operatore dove raggiungibile, App Store, Trustpilot, comunicati societari del Gruppo Lottomatica, siti di comparazione scommesse per i dettagli non reperibili su fonte primaria (indicati singolarmente nelle note fact-check). Non sono stati effettuati test diretti su conto di gioco, app o transazioni reali: i dati su bonus, pagamenti, palinsesto e casinò derivano da fonti documentali, non da verifica operativa sul campo. Il rating dell'app è rilevato sulla pagina App Store per iOS: Google Play non è coperto perché l'app non vi è distribuita. Bonus, condizioni di gioco, metodi di pagamento e limiti cambiano nel tempo: verificare sempre i T&amp;C ufficiali aggiornati prima di ogni decisione di gioco.</w:t>
+      </w:r>
+    </w:p>
     <w:p>
       <w:pPr>
         <w:spacing w:before="200" w:after="200"/>
